--- a/corpus/synthetic/field-display__007.docx
+++ b/corpus/synthetic/field-display__007.docx
@@ -6,33 +6,14 @@
       <w:pPr>
         <w:pStyle w:val="TOC2"/>
       </w:pPr>
-      <w:r>
-        <w:fldChar w:fldCharType="begin"/>
-      </w:r>
-      <w:r>
-        <w:instrText xml:space="preserve"> TOC \o "1-3" </w:instrText>
-      </w:r>
-      <w:r>
-        <w:fldChar w:fldCharType="separate"/>
-      </w:r>
-      <w:r>
-        <w:t>1.1.</w:t>
-      </w:r>
-      <w:r>
-        <w:tab/>
-      </w:r>
-      <w:r>
-        <w:t>Latar Belakang Masalah</w:t>
-      </w:r>
-      <w:r>
-        <w:tab/>
-      </w:r>
-      <w:r>
-        <w:t>7</w:t>
-      </w:r>
-      <w:r>
-        <w:fldChar w:fldCharType="end"/>
-      </w:r>
+      <w:del w:id="1" w:author="a" w:date="2024-01-01T00:00:00Z">
+        <w:r>
+          <w:rPr>
+            <w:rFonts w:ascii="Times New Roman" w:eastAsia="SimSun"/>
+          </w:rPr>
+          <w:delText>第一章</w:delText>
+        </w:r>
+      </w:del>
     </w:p>
     <w:sectPr>
       <w:pgSz w:w="11906" w:h="16838"/>
